--- a/downloads/卷17 多模态篇：多模态 Agent 与视觉语音工程化.docx
+++ b/downloads/卷17 多模态篇：多模态 Agent 与视觉语音工程化.docx
@@ -1924,7 +1924,7 @@
               <w:rPr>
                 <w:rStyle w:val="Hyperlink"/>
               </w:rPr>
-              <w:t>思考与练习</w:t>
+              <w:t>本卷实战实验室</w:t>
             </w:r>
             <w:r>
               <w:tab/>
@@ -1940,6 +1940,78 @@
             </w:r>
             <w:r>
               <w:t>30</w:t>
+            </w:r>
+            <w:r>
+              <w:fldChar w:fldCharType="end"/>
+            </w:r>
+          </w:hyperlink>
+        </w:p>
+        <w:p>
+          <w:pPr>
+            <w:pStyle w:val="11"/>
+            <w:ind w:left="360"/>
+            <w:tabs>
+              <w:tab w:val="right" w:leader="dot" w:pos="9026"/>
+            </w:tabs>
+            <w:spacing w:before="120" w:after="60"/>
+          </w:pPr>
+          <w:hyperlink w:anchor="_Toc100040" w:history="1">
+            <w:r>
+              <w:rPr>
+                <w:rStyle w:val="Hyperlink"/>
+              </w:rPr>
+              <w:t>实验 1：语音笔记——录音转写加总结（30 分钟）</w:t>
+            </w:r>
+            <w:r>
+              <w:tab/>
+            </w:r>
+            <w:r>
+              <w:fldChar w:fldCharType="begin"/>
+            </w:r>
+            <w:r>
+              <w:instrText xml:space="preserve"> PAGEREF _Toc100040 \h </w:instrText>
+            </w:r>
+            <w:r>
+              <w:fldChar w:fldCharType="separate"/>
+            </w:r>
+            <w:r>
+              <w:t>30</w:t>
+            </w:r>
+            <w:r>
+              <w:fldChar w:fldCharType="end"/>
+            </w:r>
+          </w:hyperlink>
+        </w:p>
+        <w:p>
+          <w:pPr>
+            <w:pStyle w:val="11"/>
+            <w:ind w:left="360"/>
+            <w:tabs>
+              <w:tab w:val="right" w:leader="dot" w:pos="9026"/>
+            </w:tabs>
+            <w:spacing w:before="120" w:after="60"/>
+          </w:pPr>
+          <w:hyperlink w:anchor="_Toc100041" w:history="1">
+            <w:r>
+              <w:rPr>
+                <w:rStyle w:val="Hyperlink"/>
+              </w:rPr>
+              <w:t>实验 2：看图问答与幻觉测试（30 分钟）</w:t>
+            </w:r>
+            <w:r>
+              <w:tab/>
+            </w:r>
+            <w:r>
+              <w:fldChar w:fldCharType="begin"/>
+            </w:r>
+            <w:r>
+              <w:instrText xml:space="preserve"> PAGEREF _Toc100041 \h </w:instrText>
+            </w:r>
+            <w:r>
+              <w:fldChar w:fldCharType="separate"/>
+            </w:r>
+            <w:r>
+              <w:t>31</w:t>
             </w:r>
             <w:r>
               <w:fldChar w:fldCharType="end"/>
@@ -1954,11 +2026,441 @@
             </w:tabs>
             <w:spacing w:before="120" w:after="60"/>
           </w:pPr>
-          <w:hyperlink w:anchor="_Toc100040" w:history="1">
+          <w:hyperlink w:anchor="_Toc100042" w:history="1">
             <w:r>
               <w:rPr>
                 <w:rStyle w:val="Hyperlink"/>
               </w:rPr>
+              <w:t>思考与练习</w:t>
+            </w:r>
+            <w:r>
+              <w:tab/>
+            </w:r>
+            <w:r>
+              <w:fldChar w:fldCharType="begin"/>
+            </w:r>
+            <w:r>
+              <w:instrText xml:space="preserve"> PAGEREF _Toc100042 \h </w:instrText>
+            </w:r>
+            <w:r>
+              <w:fldChar w:fldCharType="separate"/>
+            </w:r>
+            <w:r>
+              <w:t>32</w:t>
+            </w:r>
+            <w:r>
+              <w:fldChar w:fldCharType="end"/>
+            </w:r>
+          </w:hyperlink>
+        </w:p>
+        <w:p>
+          <w:pPr>
+            <w:pStyle w:val="9"/>
+            <w:tabs>
+              <w:tab w:val="right" w:leader="dot" w:pos="9026"/>
+            </w:tabs>
+            <w:spacing w:before="120" w:after="60"/>
+          </w:pPr>
+          <w:hyperlink w:anchor="_Toc100043" w:history="1">
+            <w:r>
+              <w:rPr>
+                <w:rStyle w:val="Hyperlink"/>
+              </w:rPr>
+              <w:t>面试题精选（附参考答案）</w:t>
+            </w:r>
+            <w:r>
+              <w:tab/>
+            </w:r>
+            <w:r>
+              <w:fldChar w:fldCharType="begin"/>
+            </w:r>
+            <w:r>
+              <w:instrText xml:space="preserve"> PAGEREF _Toc100043 \h </w:instrText>
+            </w:r>
+            <w:r>
+              <w:fldChar w:fldCharType="separate"/>
+            </w:r>
+            <w:r>
+              <w:t>32</w:t>
+            </w:r>
+            <w:r>
+              <w:fldChar w:fldCharType="end"/>
+            </w:r>
+          </w:hyperlink>
+        </w:p>
+        <w:p>
+          <w:pPr>
+            <w:pStyle w:val="11"/>
+            <w:ind w:left="360"/>
+            <w:tabs>
+              <w:tab w:val="right" w:leader="dot" w:pos="9026"/>
+            </w:tabs>
+            <w:spacing w:before="120" w:after="60"/>
+          </w:pPr>
+          <w:hyperlink w:anchor="_Toc100044" w:history="1">
+            <w:r>
+              <w:rPr>
+                <w:rStyle w:val="Hyperlink"/>
+              </w:rPr>
+              <w:t>题1　用户发来一张图片，Agent 有哪几种处理方式？</w:t>
+            </w:r>
+            <w:r>
+              <w:tab/>
+            </w:r>
+            <w:r>
+              <w:fldChar w:fldCharType="begin"/>
+            </w:r>
+            <w:r>
+              <w:instrText xml:space="preserve"> PAGEREF _Toc100044 \h </w:instrText>
+            </w:r>
+            <w:r>
+              <w:fldChar w:fldCharType="separate"/>
+            </w:r>
+            <w:r>
+              <w:t>33</w:t>
+            </w:r>
+            <w:r>
+              <w:fldChar w:fldCharType="end"/>
+            </w:r>
+          </w:hyperlink>
+        </w:p>
+        <w:p>
+          <w:pPr>
+            <w:pStyle w:val="11"/>
+            <w:ind w:left="360"/>
+            <w:tabs>
+              <w:tab w:val="right" w:leader="dot" w:pos="9026"/>
+            </w:tabs>
+            <w:spacing w:before="120" w:after="60"/>
+          </w:pPr>
+          <w:hyperlink w:anchor="_Toc100045" w:history="1">
+            <w:r>
+              <w:rPr>
+                <w:rStyle w:val="Hyperlink"/>
+              </w:rPr>
+              <w:t>题2　主流 VLM 有哪三种架构路线？如何选型？</w:t>
+            </w:r>
+            <w:r>
+              <w:tab/>
+            </w:r>
+            <w:r>
+              <w:fldChar w:fldCharType="begin"/>
+            </w:r>
+            <w:r>
+              <w:instrText xml:space="preserve"> PAGEREF _Toc100045 \h </w:instrText>
+            </w:r>
+            <w:r>
+              <w:fldChar w:fldCharType="separate"/>
+            </w:r>
+            <w:r>
+              <w:t>33</w:t>
+            </w:r>
+            <w:r>
+              <w:fldChar w:fldCharType="end"/>
+            </w:r>
+          </w:hyperlink>
+        </w:p>
+        <w:p>
+          <w:pPr>
+            <w:pStyle w:val="11"/>
+            <w:ind w:left="360"/>
+            <w:tabs>
+              <w:tab w:val="right" w:leader="dot" w:pos="9026"/>
+            </w:tabs>
+            <w:spacing w:before="120" w:after="60"/>
+          </w:pPr>
+          <w:hyperlink w:anchor="_Toc100046" w:history="1">
+            <w:r>
+              <w:rPr>
+                <w:rStyle w:val="Hyperlink"/>
+              </w:rPr>
+              <w:t>题3　为什么说"一张图等于几百个字"？视频如何处理？</w:t>
+            </w:r>
+            <w:r>
+              <w:tab/>
+            </w:r>
+            <w:r>
+              <w:fldChar w:fldCharType="begin"/>
+            </w:r>
+            <w:r>
+              <w:instrText xml:space="preserve"> PAGEREF _Toc100046 \h </w:instrText>
+            </w:r>
+            <w:r>
+              <w:fldChar w:fldCharType="separate"/>
+            </w:r>
+            <w:r>
+              <w:t>34</w:t>
+            </w:r>
+            <w:r>
+              <w:fldChar w:fldCharType="end"/>
+            </w:r>
+          </w:hyperlink>
+        </w:p>
+        <w:p>
+          <w:pPr>
+            <w:pStyle w:val="11"/>
+            <w:ind w:left="360"/>
+            <w:tabs>
+              <w:tab w:val="right" w:leader="dot" w:pos="9026"/>
+            </w:tabs>
+            <w:spacing w:before="120" w:after="60"/>
+          </w:pPr>
+          <w:hyperlink w:anchor="_Toc100047" w:history="1">
+            <w:r>
+              <w:rPr>
+                <w:rStyle w:val="Hyperlink"/>
+              </w:rPr>
+              <w:t>题4　多模态模型有哪三大局限？生产上如何兜底？</w:t>
+            </w:r>
+            <w:r>
+              <w:tab/>
+            </w:r>
+            <w:r>
+              <w:fldChar w:fldCharType="begin"/>
+            </w:r>
+            <w:r>
+              <w:instrText xml:space="preserve"> PAGEREF _Toc100047 \h </w:instrText>
+            </w:r>
+            <w:r>
+              <w:fldChar w:fldCharType="separate"/>
+            </w:r>
+            <w:r>
+              <w:t>35</w:t>
+            </w:r>
+            <w:r>
+              <w:fldChar w:fldCharType="end"/>
+            </w:r>
+          </w:hyperlink>
+        </w:p>
+        <w:p>
+          <w:pPr>
+            <w:pStyle w:val="11"/>
+            <w:ind w:left="360"/>
+            <w:tabs>
+              <w:tab w:val="right" w:leader="dot" w:pos="9026"/>
+            </w:tabs>
+            <w:spacing w:before="120" w:after="60"/>
+          </w:pPr>
+          <w:hyperlink w:anchor="_Toc100048" w:history="1">
+            <w:r>
+              <w:rPr>
+                <w:rStyle w:val="Hyperlink"/>
+              </w:rPr>
+              <w:t>题5　一张图片从上传到被理解要经过哪些工程环节？</w:t>
+            </w:r>
+            <w:r>
+              <w:tab/>
+            </w:r>
+            <w:r>
+              <w:fldChar w:fldCharType="begin"/>
+            </w:r>
+            <w:r>
+              <w:instrText xml:space="preserve"> PAGEREF _Toc100048 \h </w:instrText>
+            </w:r>
+            <w:r>
+              <w:fldChar w:fldCharType="separate"/>
+            </w:r>
+            <w:r>
+              <w:t>36</w:t>
+            </w:r>
+            <w:r>
+              <w:fldChar w:fldCharType="end"/>
+            </w:r>
+          </w:hyperlink>
+        </w:p>
+        <w:p>
+          <w:pPr>
+            <w:pStyle w:val="11"/>
+            <w:ind w:left="360"/>
+            <w:tabs>
+              <w:tab w:val="right" w:leader="dot" w:pos="9026"/>
+            </w:tabs>
+            <w:spacing w:before="120" w:after="60"/>
+          </w:pPr>
+          <w:hyperlink w:anchor="_Toc100049" w:history="1">
+            <w:r>
+              <w:rPr>
+                <w:rStyle w:val="Hyperlink"/>
+              </w:rPr>
+              <w:t>题6　OCR 与 VLM 如何分工协作？关键字段怎样保证准确？</w:t>
+            </w:r>
+            <w:r>
+              <w:tab/>
+            </w:r>
+            <w:r>
+              <w:fldChar w:fldCharType="begin"/>
+            </w:r>
+            <w:r>
+              <w:instrText xml:space="preserve"> PAGEREF _Toc100049 \h </w:instrText>
+            </w:r>
+            <w:r>
+              <w:fldChar w:fldCharType="separate"/>
+            </w:r>
+            <w:r>
+              <w:t>36</w:t>
+            </w:r>
+            <w:r>
+              <w:fldChar w:fldCharType="end"/>
+            </w:r>
+          </w:hyperlink>
+        </w:p>
+        <w:p>
+          <w:pPr>
+            <w:pStyle w:val="11"/>
+            <w:ind w:left="360"/>
+            <w:tabs>
+              <w:tab w:val="right" w:leader="dot" w:pos="9026"/>
+            </w:tabs>
+            <w:spacing w:before="120" w:after="60"/>
+          </w:pPr>
+          <w:hyperlink w:anchor="_Toc100050" w:history="1">
+            <w:r>
+              <w:rPr>
+                <w:rStyle w:val="Hyperlink"/>
+              </w:rPr>
+              <w:t>题7　GUI Agent 如何"看见"并操作屏幕？难点在哪里？</w:t>
+            </w:r>
+            <w:r>
+              <w:tab/>
+            </w:r>
+            <w:r>
+              <w:fldChar w:fldCharType="begin"/>
+            </w:r>
+            <w:r>
+              <w:instrText xml:space="preserve"> PAGEREF _Toc100050 \h </w:instrText>
+            </w:r>
+            <w:r>
+              <w:fldChar w:fldCharType="separate"/>
+            </w:r>
+            <w:r>
+              <w:t>37</w:t>
+            </w:r>
+            <w:r>
+              <w:fldChar w:fldCharType="end"/>
+            </w:r>
+          </w:hyperlink>
+        </w:p>
+        <w:p>
+          <w:pPr>
+            <w:pStyle w:val="11"/>
+            <w:ind w:left="360"/>
+            <w:tabs>
+              <w:tab w:val="right" w:leader="dot" w:pos="9026"/>
+            </w:tabs>
+            <w:spacing w:before="120" w:after="60"/>
+          </w:pPr>
+          <w:hyperlink w:anchor="_Toc100051" w:history="1">
+            <w:r>
+              <w:rPr>
+                <w:rStyle w:val="Hyperlink"/>
+              </w:rPr>
+              <w:t>题8　语音 Agent 的三段式架构与关键工程点是什么？</w:t>
+            </w:r>
+            <w:r>
+              <w:tab/>
+            </w:r>
+            <w:r>
+              <w:fldChar w:fldCharType="begin"/>
+            </w:r>
+            <w:r>
+              <w:instrText xml:space="preserve"> PAGEREF _Toc100051 \h </w:instrText>
+            </w:r>
+            <w:r>
+              <w:fldChar w:fldCharType="separate"/>
+            </w:r>
+            <w:r>
+              <w:t>38</w:t>
+            </w:r>
+            <w:r>
+              <w:fldChar w:fldCharType="end"/>
+            </w:r>
+          </w:hyperlink>
+        </w:p>
+        <w:p>
+          <w:pPr>
+            <w:pStyle w:val="11"/>
+            <w:ind w:left="360"/>
+            <w:tabs>
+              <w:tab w:val="right" w:leader="dot" w:pos="9026"/>
+            </w:tabs>
+            <w:spacing w:before="120" w:after="60"/>
+          </w:pPr>
+          <w:hyperlink w:anchor="_Toc100052" w:history="1">
+            <w:r>
+              <w:rPr>
+                <w:rStyle w:val="Hyperlink"/>
+              </w:rPr>
+              <w:t>题9　多模态 RAG 中，图像如何进入索引与检索？</w:t>
+            </w:r>
+            <w:r>
+              <w:tab/>
+            </w:r>
+            <w:r>
+              <w:fldChar w:fldCharType="begin"/>
+            </w:r>
+            <w:r>
+              <w:instrText xml:space="preserve"> PAGEREF _Toc100052 \h </w:instrText>
+            </w:r>
+            <w:r>
+              <w:fldChar w:fldCharType="separate"/>
+            </w:r>
+            <w:r>
+              <w:t>39</w:t>
+            </w:r>
+            <w:r>
+              <w:fldChar w:fldCharType="end"/>
+            </w:r>
+          </w:hyperlink>
+        </w:p>
+        <w:p>
+          <w:pPr>
+            <w:pStyle w:val="11"/>
+            <w:ind w:left="360"/>
+            <w:tabs>
+              <w:tab w:val="right" w:leader="dot" w:pos="9026"/>
+            </w:tabs>
+            <w:spacing w:before="120" w:after="60"/>
+          </w:pPr>
+          <w:hyperlink w:anchor="_Toc100053" w:history="1">
+            <w:r>
+              <w:rPr>
+                <w:rStyle w:val="Hyperlink"/>
+              </w:rPr>
+              <w:t>题10　多模态系统的成本与上下文如何优化？</w:t>
+            </w:r>
+            <w:r>
+              <w:tab/>
+            </w:r>
+            <w:r>
+              <w:fldChar w:fldCharType="begin"/>
+            </w:r>
+            <w:r>
+              <w:instrText xml:space="preserve"> PAGEREF _Toc100053 \h </w:instrText>
+            </w:r>
+            <w:r>
+              <w:fldChar w:fldCharType="separate"/>
+            </w:r>
+            <w:r>
+              <w:t>39</w:t>
+            </w:r>
+            <w:r>
+              <w:fldChar w:fldCharType="end"/>
+            </w:r>
+          </w:hyperlink>
+        </w:p>
+        <w:p>
+          <w:pPr>
+            <w:pStyle w:val="9"/>
+            <w:tabs>
+              <w:tab w:val="right" w:leader="dot" w:pos="9026"/>
+            </w:tabs>
+            <w:spacing w:before="120" w:after="60"/>
+          </w:pPr>
+          <w:hyperlink w:anchor="_Toc100054" w:history="1">
+            <w:r>
+              <w:rPr>
+                <w:rStyle w:val="Hyperlink"/>
+              </w:rPr>
               <w:t>下一卷预告</w:t>
             </w:r>
             <w:r>
@@ -1968,13 +2470,13 @@
               <w:fldChar w:fldCharType="begin"/>
             </w:r>
             <w:r>
-              <w:instrText xml:space="preserve"> PAGEREF _Toc100040 \h </w:instrText>
+              <w:instrText xml:space="preserve"> PAGEREF _Toc100054 \h </w:instrText>
             </w:r>
             <w:r>
               <w:fldChar w:fldCharType="separate"/>
             </w:r>
             <w:r>
-              <w:t>31</w:t>
+              <w:t>40</w:t>
             </w:r>
             <w:r>
               <w:fldChar w:fldCharType="end"/>
@@ -9656,104 +10158,306 @@
           <w:sz w:val="32"/>
           <w:szCs w:val="32"/>
         </w:rPr>
-        <w:t xml:space="preserve">思考与练习</w:t>
+        <w:t xml:space="preserve">本卷实战实验室</w:t>
       </w:r>
       <w:bookmarkEnd w:id="100039"/>
     </w:p>
     <w:p>
       <w:pPr>
-        <w:pStyle w:val="ListParagraph"/>
-        <w:numPr>
-          <w:ilvl w:val="0"/>
-          <w:numId w:val="3"/>
-        </w:numPr>
-        <w:spacing w:line="312"/>
-      </w:pPr>
-      <w:r>
-        <w:rPr>
-          <w:rFonts w:ascii="Calibri" w:eastAsia="Microsoft YaHei"/>
-          <w:color w:val="1A2B33"/>
-          <w:sz w:val="24"/>
-          <w:szCs w:val="24"/>
-        </w:rPr>
-        <w:t xml:space="preserve">用你常用的 VLM（或任意开源 VLM）做一次"视觉幻觉测试"：给 10 张不同主题的图（风景/人物/图表/文字截图/模糊图），记录模型描述中是否有"图上不存在的细节"，统计幻觉率并总结规律。</w:t>
-      </w:r>
-    </w:p>
-    <w:p>
-      <w:pPr>
-        <w:pStyle w:val="ListParagraph"/>
-        <w:numPr>
-          <w:ilvl w:val="0"/>
-          <w:numId w:val="3"/>
-        </w:numPr>
-        <w:spacing w:line="312"/>
-      </w:pPr>
-      <w:r>
-        <w:rPr>
-          <w:rFonts w:ascii="Calibri" w:eastAsia="Microsoft YaHei"/>
-          <w:color w:val="1A2B33"/>
-          <w:sz w:val="24"/>
-          <w:szCs w:val="24"/>
-        </w:rPr>
-        <w:t xml:space="preserve">搭建一个最小 GUI Agent（可参考 3.4 节骨架）：让它完成"打开计算器、输入 12*8、读出结果"的任务，记录它每一步的截图与动作，分析失败点。</w:t>
-      </w:r>
-    </w:p>
-    <w:p>
-      <w:pPr>
-        <w:pStyle w:val="ListParagraph"/>
-        <w:numPr>
-          <w:ilvl w:val="0"/>
-          <w:numId w:val="3"/>
-        </w:numPr>
-        <w:spacing w:line="312"/>
-      </w:pPr>
-      <w:r>
-        <w:rPr>
-          <w:rFonts w:ascii="Calibri" w:eastAsia="Microsoft YaHei"/>
-          <w:color w:val="1A2B33"/>
-          <w:sz w:val="24"/>
-          <w:szCs w:val="24"/>
-        </w:rPr>
-        <w:t xml:space="preserve">用 Whisper（或云 ASR）实现一个"语音笔记"工具：录音→转写→LLM 提炼要点→输出 Markdown。尝试用领域词表（人名/术语）对比转写准确率的提升。</w:t>
-      </w:r>
-    </w:p>
-    <w:p>
-      <w:pPr>
-        <w:pStyle w:val="ListParagraph"/>
-        <w:numPr>
-          <w:ilvl w:val="0"/>
-          <w:numId w:val="3"/>
-        </w:numPr>
-        <w:spacing w:line="312"/>
-      </w:pPr>
-      <w:r>
-        <w:rPr>
-          <w:rFonts w:ascii="Calibri" w:eastAsia="Microsoft YaHei"/>
-          <w:color w:val="1A2B33"/>
-          <w:sz w:val="24"/>
-          <w:szCs w:val="24"/>
-        </w:rPr>
-        <w:t xml:space="preserve">把一张带图表的财报页做多模态 RAG：分别用"图像转文本"与"图像+描述双节点"两种策略建索引，各问 5 个涉及图表数值的问题，对比回答正确率与检索召回质量。</w:t>
-      </w:r>
-    </w:p>
-    <w:p>
-      <w:pPr>
-        <w:pStyle w:val="ListParagraph"/>
-        <w:numPr>
-          <w:ilvl w:val="0"/>
-          <w:numId w:val="3"/>
-        </w:numPr>
-        <w:spacing w:line="312"/>
-      </w:pPr>
-      <w:r>
-        <w:rPr>
-          <w:rFonts w:ascii="Calibri" w:eastAsia="Microsoft YaHei"/>
-          <w:color w:val="1A2B33"/>
-          <w:sz w:val="24"/>
-          <w:szCs w:val="24"/>
-        </w:rPr>
-        <w:t xml:space="preserve">思考题：你的业务场景中，哪些用户输入天然是图像/语音形态？用 1.4 节成本账估算"增加图片理解"的边际成本，判断是否值得做，并设计最小可行方案。</w:t>
-      </w:r>
+        <w:spacing w:line="312"/>
+        <w:ind w:firstLine="480"/>
+        <w:jc w:val="both"/>
+      </w:pPr>
+      <w:r>
+        <w:rPr>
+          <w:rFonts w:ascii="Calibri" w:eastAsia="Microsoft YaHei"/>
+          <w:color w:val="1A2B33"/>
+          <w:sz w:val="24"/>
+          <w:szCs w:val="24"/>
+        </w:rPr>
+        <w:t xml:space="preserve">本卷实验：多模态的两次初体验——让模型"听"与"看"。总耗时约 60 分钟；需要 openai 库与 Whisper 端点（本地 openai-whisper 或云 API）。</w:t>
+      </w:r>
+    </w:p>
+    <w:p>
+      <w:pPr>
+        <w:pStyle w:val="Heading2"/>
+        <w:keepNext/>
+        <w:spacing w:after="140" w:before="280" w:line="360" w:lineRule="atLeast"/>
+      </w:pPr>
+      <w:bookmarkStart w:id="100040" w:name="_Toc100040"/>
+      <w:r>
+        <w:rPr>
+          <w:rFonts w:ascii="Calibri" w:eastAsia="SimHei"/>
+          <w:b/>
+          <w:bCs/>
+          <w:color w:val="1B4A5C"/>
+          <w:sz w:val="28"/>
+          <w:szCs w:val="28"/>
+        </w:rPr>
+        <w:t xml:space="preserve">实验 1：语音笔记——录音转写加总结（30 分钟）</w:t>
+      </w:r>
+      <w:bookmarkEnd w:id="100040"/>
+    </w:p>
+    <w:p>
+      <w:pPr>
+        <w:pBdr>
+          <w:left w:val="single" w:color="8FA6AD" w:sz="10" w:space="8"/>
+        </w:pBdr>
+        <w:shd w:fill="F4F6F7" w:val="clear"/>
+        <w:spacing w:after="0" w:before="0" w:line="276" w:lineRule="atLeast"/>
+        <w:ind w:left="240"/>
+        <w:jc w:val="left"/>
+      </w:pPr>
+      <w:r>
+        <w:rPr>
+          <w:rFonts w:ascii="Courier New" w:cs="Courier New" w:eastAsia="Microsoft YaHei" w:hAnsi="Courier New"/>
+          <w:color w:val="24343C"/>
+          <w:sz w:val="18"/>
+          <w:szCs w:val="18"/>
+        </w:rPr>
+        <w:t xml:space="preserve">import whisper                               # pip install openai-whisper</w:t>
+      </w:r>
+    </w:p>
+    <w:p>
+      <w:pPr>
+        <w:pBdr>
+          <w:left w:val="single" w:color="8FA6AD" w:sz="10" w:space="8"/>
+        </w:pBdr>
+        <w:shd w:fill="F4F6F7" w:val="clear"/>
+        <w:spacing w:after="0" w:before="0" w:line="276" w:lineRule="atLeast"/>
+        <w:ind w:left="240"/>
+        <w:jc w:val="left"/>
+      </w:pPr>
+      <w:r>
+        <w:rPr>
+          <w:rFonts w:ascii="Courier New" w:cs="Courier New" w:eastAsia="Microsoft YaHei" w:hAnsi="Courier New"/>
+          <w:color w:val="24343C"/>
+          <w:sz w:val="18"/>
+          <w:szCs w:val="18"/>
+        </w:rPr>
+        <w:t xml:space="preserve">mdl = whisper.load_model("base")             # 约 140MB</w:t>
+      </w:r>
+    </w:p>
+    <w:p>
+      <w:pPr>
+        <w:pBdr>
+          <w:left w:val="single" w:color="8FA6AD" w:sz="10" w:space="8"/>
+        </w:pBdr>
+        <w:shd w:fill="F4F6F7" w:val="clear"/>
+        <w:spacing w:after="0" w:before="0" w:line="276" w:lineRule="atLeast"/>
+        <w:ind w:left="240"/>
+        <w:jc w:val="left"/>
+      </w:pPr>
+      <w:r>
+        <w:rPr>
+          <w:rFonts w:ascii="Courier New" w:cs="Courier New" w:eastAsia="Microsoft YaHei" w:hAnsi="Courier New"/>
+          <w:color w:val="24343C"/>
+          <w:sz w:val="18"/>
+          <w:szCs w:val="18"/>
+        </w:rPr>
+        <w:t xml:space="preserve">r = mdl.transcribe("meeting.wav", language="zh")</w:t>
+      </w:r>
+    </w:p>
+    <w:p>
+      <w:pPr>
+        <w:pBdr>
+          <w:left w:val="single" w:color="8FA6AD" w:sz="10" w:space="8"/>
+        </w:pBdr>
+        <w:shd w:fill="F4F6F7" w:val="clear"/>
+        <w:spacing w:after="0" w:before="0" w:line="276" w:lineRule="atLeast"/>
+        <w:ind w:left="240"/>
+        <w:jc w:val="left"/>
+      </w:pPr>
+      <w:r>
+        <w:rPr>
+          <w:rFonts w:ascii="Courier New" w:cs="Courier New" w:eastAsia="Microsoft YaHei" w:hAnsi="Courier New"/>
+          <w:color w:val="24343C"/>
+          <w:sz w:val="18"/>
+          <w:szCs w:val="18"/>
+        </w:rPr>
+        <w:t xml:space="preserve">r2 = client.chat.completions.create(model="gpt-4o-mini",</w:t>
+      </w:r>
+    </w:p>
+    <w:p>
+      <w:pPr>
+        <w:pBdr>
+          <w:left w:val="single" w:color="8FA6AD" w:sz="10" w:space="8"/>
+        </w:pBdr>
+        <w:shd w:fill="F4F6F7" w:val="clear"/>
+        <w:spacing w:after="0" w:before="0" w:line="276" w:lineRule="atLeast"/>
+        <w:ind w:left="240"/>
+        <w:jc w:val="left"/>
+      </w:pPr>
+      <w:r>
+        <w:rPr>
+          <w:rFonts w:ascii="Courier New" w:cs="Courier New" w:eastAsia="Microsoft YaHei" w:hAnsi="Courier New"/>
+          <w:color w:val="24343C"/>
+          <w:sz w:val="18"/>
+          <w:szCs w:val="18"/>
+        </w:rPr>
+        <w:t xml:space="preserve">    messages=[{"role": "user", "content":</w:t>
+      </w:r>
+    </w:p>
+    <w:p>
+      <w:pPr>
+        <w:pBdr>
+          <w:left w:val="single" w:color="8FA6AD" w:sz="10" w:space="8"/>
+        </w:pBdr>
+        <w:shd w:fill="F4F6F7" w:val="clear"/>
+        <w:spacing w:after="0" w:before="0" w:line="276" w:lineRule="atLeast"/>
+        <w:ind w:left="240"/>
+        <w:jc w:val="left"/>
+      </w:pPr>
+      <w:r>
+        <w:rPr>
+          <w:rFonts w:ascii="Courier New" w:cs="Courier New" w:eastAsia="Microsoft YaHei" w:hAnsi="Courier New"/>
+          <w:color w:val="24343C"/>
+          <w:sz w:val="18"/>
+          <w:szCs w:val="18"/>
+        </w:rPr>
+        <w:t xml:space="preserve">        f"把这段会议记录整理成三条要点：\n{r['text']}"}])</w:t>
+      </w:r>
+    </w:p>
+    <w:p>
+      <w:pPr>
+        <w:pBdr>
+          <w:left w:val="single" w:color="8FA6AD" w:sz="10" w:space="8"/>
+        </w:pBdr>
+        <w:shd w:fill="F4F6F7" w:val="clear"/>
+        <w:spacing w:after="0" w:before="0" w:line="276" w:lineRule="atLeast"/>
+        <w:ind w:left="240"/>
+        <w:jc w:val="left"/>
+      </w:pPr>
+      <w:r>
+        <w:rPr>
+          <w:rFonts w:ascii="Courier New" w:cs="Courier New" w:eastAsia="Microsoft YaHei" w:hAnsi="Courier New"/>
+          <w:color w:val="24343C"/>
+          <w:sz w:val="18"/>
+          <w:szCs w:val="18"/>
+        </w:rPr>
+        <w:t xml:space="preserve">print(r2.choices[0].message.content)</w:t>
+      </w:r>
+    </w:p>
+    <w:p>
+      <w:pPr>
+        <w:spacing w:line="312"/>
+        <w:ind w:firstLine="480"/>
+        <w:jc w:val="both"/>
+      </w:pPr>
+      <w:r>
+        <w:rPr>
+          <w:rFonts w:ascii="Calibri" w:eastAsia="Microsoft YaHei"/>
+          <w:color w:val="1A2B33"/>
+          <w:sz w:val="24"/>
+          <w:szCs w:val="24"/>
+        </w:rPr>
+        <w:t xml:space="preserve">验收标准：转写文本与录音逐句对得上；再用 initial_prompt 传入你的领域专有名词，对比专名识别率的提升（§4.2）。</w:t>
+      </w:r>
+    </w:p>
+    <w:p>
+      <w:pPr>
+        <w:pStyle w:val="Heading2"/>
+        <w:keepNext/>
+        <w:spacing w:after="140" w:before="280" w:line="360" w:lineRule="atLeast"/>
+      </w:pPr>
+      <w:bookmarkStart w:id="100041" w:name="_Toc100041"/>
+      <w:r>
+        <w:rPr>
+          <w:rFonts w:ascii="Calibri" w:eastAsia="SimHei"/>
+          <w:b/>
+          <w:bCs/>
+          <w:color w:val="1B4A5C"/>
+          <w:sz w:val="28"/>
+          <w:szCs w:val="28"/>
+        </w:rPr>
+        <w:t xml:space="preserve">实验 2：看图问答与幻觉测试（30 分钟）</w:t>
+      </w:r>
+      <w:bookmarkEnd w:id="100041"/>
+    </w:p>
+    <w:p>
+      <w:pPr>
+        <w:spacing w:line="312"/>
+        <w:ind w:firstLine="480"/>
+        <w:jc w:val="both"/>
+      </w:pPr>
+      <w:r>
+        <w:rPr>
+          <w:rFonts w:ascii="Calibri" w:eastAsia="Microsoft YaHei"/>
+          <w:color w:val="1A2B33"/>
+          <w:sz w:val="24"/>
+          <w:szCs w:val="24"/>
+        </w:rPr>
+        <w:t xml:space="preserve">找 5 张图（风景、票据、截图、图表、模糊图各一），用 Qwen2.5-VL 或 gpt-4o-mini 逐张问"这张图里有什么？请详细描述"。对照真实内容，标注每张图的幻觉数（描述了不存在的东西）。验收标准：一份"幻觉率-图像类型"小表，验证 §2.5 的结论——模糊图与密集小字图是幻觉重灾区。</w:t>
+      </w:r>
+    </w:p>
+    <w:tbl>
+      <w:tblPr>
+        <w:tblW w:type="dxa" w:w="8788"/>
+        <w:tblBorders>
+          <w:top w:val="single" w:color="C8DDE2" w:sz="4"/>
+          <w:left w:val="single" w:color="1B6B7A" w:sz="32"/>
+          <w:bottom w:val="single" w:color="C8DDE2" w:sz="4"/>
+          <w:right w:val="single" w:color="C8DDE2" w:sz="4"/>
+          <w:insideH w:val="none" w:color="FFFFFF" w:sz="0"/>
+          <w:insideV w:val="none" w:color="FFFFFF" w:sz="0"/>
+        </w:tblBorders>
+        <w:tblLayout w:type="fixed"/>
+      </w:tblPr>
+      <w:tblGrid>
+        <w:gridCol w:w="8788"/>
+      </w:tblGrid>
+      <w:tr>
+        <w:trPr>
+          <w:cantSplit/>
+        </w:trPr>
+        <w:tc>
+          <w:tcPr>
+            <w:shd w:fill="EEF5F7" w:val="clear"/>
+            <w:tcMar>
+              <w:top w:type="dxa" w:w="160"/>
+              <w:left w:type="dxa" w:w="240"/>
+              <w:bottom w:type="dxa" w:w="160"/>
+              <w:right w:type="dxa" w:w="200"/>
+            </w:tcMar>
+          </w:tcPr>
+          <w:p>
+            <w:pPr>
+              <w:spacing w:after="80" w:line="312"/>
+            </w:pPr>
+            <w:r>
+              <w:rPr>
+                <w:rFonts w:ascii="Calibri" w:eastAsia="SimHei"/>
+                <w:b/>
+                <w:bCs/>
+                <w:color w:val="1B6B7A"/>
+                <w:sz w:val="22"/>
+                <w:szCs w:val="22"/>
+              </w:rPr>
+              <w:t xml:space="preserve">◆ 常见翻车</w:t>
+            </w:r>
+          </w:p>
+          <w:p>
+            <w:pPr>
+              <w:spacing w:line="312"/>
+              <w:jc w:val="both"/>
+            </w:pPr>
+            <w:r>
+              <w:rPr>
+                <w:rFonts w:ascii="Calibri" w:eastAsia="Microsoft YaHei"/>
+                <w:color w:val="1A2B33"/>
+                <w:sz w:val="22"/>
+                <w:szCs w:val="22"/>
+              </w:rPr>
+              <w:t xml:space="preserve">看图幻觉测试别把答案写进问题（"图里有几只猫？"会诱导模型硬数）；whisper 首次运行要下载模型，提前留好网络。</w:t>
+            </w:r>
+          </w:p>
+        </w:tc>
+      </w:tr>
+    </w:tbl>
+    <w:p>
+      <w:pPr>
+        <w:spacing w:after="100"/>
+      </w:pPr>
     </w:p>
     <w:p>
       <w:pPr>
@@ -9761,7 +10465,7 @@
         <w:keepNext/>
         <w:spacing w:after="200" w:before="360" w:line="400" w:lineRule="atLeast"/>
       </w:pPr>
-      <w:bookmarkStart w:id="100040" w:name="_Toc100040"/>
+      <w:bookmarkStart w:id="100042" w:name="_Toc100042"/>
       <w:r>
         <w:rPr>
           <w:rFonts w:ascii="Calibri" w:eastAsia="SimHei"/>
@@ -9771,9 +10475,1280 @@
           <w:sz w:val="32"/>
           <w:szCs w:val="32"/>
         </w:rPr>
+        <w:t xml:space="preserve">思考与练习</w:t>
+      </w:r>
+      <w:bookmarkEnd w:id="100042"/>
+    </w:p>
+    <w:p>
+      <w:pPr>
+        <w:pStyle w:val="ListParagraph"/>
+        <w:numPr>
+          <w:ilvl w:val="0"/>
+          <w:numId w:val="3"/>
+        </w:numPr>
+        <w:spacing w:line="312"/>
+      </w:pPr>
+      <w:r>
+        <w:rPr>
+          <w:rFonts w:ascii="Calibri" w:eastAsia="Microsoft YaHei"/>
+          <w:color w:val="1A2B33"/>
+          <w:sz w:val="24"/>
+          <w:szCs w:val="24"/>
+        </w:rPr>
+        <w:t xml:space="preserve">用你常用的 VLM（或任意开源 VLM）做一次"视觉幻觉测试"：给 10 张不同主题的图（风景/人物/图表/文字截图/模糊图），记录模型描述中是否有"图上不存在的细节"，统计幻觉率并总结规律。</w:t>
+      </w:r>
+    </w:p>
+    <w:p>
+      <w:pPr>
+        <w:pStyle w:val="ListParagraph"/>
+        <w:numPr>
+          <w:ilvl w:val="0"/>
+          <w:numId w:val="3"/>
+        </w:numPr>
+        <w:spacing w:line="312"/>
+      </w:pPr>
+      <w:r>
+        <w:rPr>
+          <w:rFonts w:ascii="Calibri" w:eastAsia="Microsoft YaHei"/>
+          <w:color w:val="1A2B33"/>
+          <w:sz w:val="24"/>
+          <w:szCs w:val="24"/>
+        </w:rPr>
+        <w:t xml:space="preserve">搭建一个最小 GUI Agent（可参考 3.4 节骨架）：让它完成"打开计算器、输入 12*8、读出结果"的任务，记录它每一步的截图与动作，分析失败点。</w:t>
+      </w:r>
+    </w:p>
+    <w:p>
+      <w:pPr>
+        <w:pStyle w:val="ListParagraph"/>
+        <w:numPr>
+          <w:ilvl w:val="0"/>
+          <w:numId w:val="3"/>
+        </w:numPr>
+        <w:spacing w:line="312"/>
+      </w:pPr>
+      <w:r>
+        <w:rPr>
+          <w:rFonts w:ascii="Calibri" w:eastAsia="Microsoft YaHei"/>
+          <w:color w:val="1A2B33"/>
+          <w:sz w:val="24"/>
+          <w:szCs w:val="24"/>
+        </w:rPr>
+        <w:t xml:space="preserve">用 Whisper（或云 ASR）实现一个"语音笔记"工具：录音→转写→LLM 提炼要点→输出 Markdown。尝试用领域词表（人名/术语）对比转写准确率的提升。</w:t>
+      </w:r>
+    </w:p>
+    <w:p>
+      <w:pPr>
+        <w:pStyle w:val="ListParagraph"/>
+        <w:numPr>
+          <w:ilvl w:val="0"/>
+          <w:numId w:val="3"/>
+        </w:numPr>
+        <w:spacing w:line="312"/>
+      </w:pPr>
+      <w:r>
+        <w:rPr>
+          <w:rFonts w:ascii="Calibri" w:eastAsia="Microsoft YaHei"/>
+          <w:color w:val="1A2B33"/>
+          <w:sz w:val="24"/>
+          <w:szCs w:val="24"/>
+        </w:rPr>
+        <w:t xml:space="preserve">把一张带图表的财报页做多模态 RAG：分别用"图像转文本"与"图像+描述双节点"两种策略建索引，各问 5 个涉及图表数值的问题，对比回答正确率与检索召回质量。</w:t>
+      </w:r>
+    </w:p>
+    <w:p>
+      <w:pPr>
+        <w:pStyle w:val="ListParagraph"/>
+        <w:numPr>
+          <w:ilvl w:val="0"/>
+          <w:numId w:val="3"/>
+        </w:numPr>
+        <w:spacing w:line="312"/>
+      </w:pPr>
+      <w:r>
+        <w:rPr>
+          <w:rFonts w:ascii="Calibri" w:eastAsia="Microsoft YaHei"/>
+          <w:color w:val="1A2B33"/>
+          <w:sz w:val="24"/>
+          <w:szCs w:val="24"/>
+        </w:rPr>
+        <w:t xml:space="preserve">思考题：你的业务场景中，哪些用户输入天然是图像/语音形态？用 1.4 节成本账估算"增加图片理解"的边际成本，判断是否值得做，并设计最小可行方案。</w:t>
+      </w:r>
+    </w:p>
+    <w:p>
+      <w:pPr>
+        <w:pStyle w:val="Heading1"/>
+        <w:keepNext/>
+        <w:spacing w:after="200" w:before="360" w:line="400" w:lineRule="atLeast"/>
+      </w:pPr>
+      <w:bookmarkStart w:id="100043" w:name="_Toc100043"/>
+      <w:r>
+        <w:rPr>
+          <w:rFonts w:ascii="Calibri" w:eastAsia="SimHei"/>
+          <w:b/>
+          <w:bCs/>
+          <w:color w:val="16324A"/>
+          <w:sz w:val="32"/>
+          <w:szCs w:val="32"/>
+        </w:rPr>
+        <w:t xml:space="preserve">面试题精选（附参考答案）</w:t>
+      </w:r>
+      <w:bookmarkEnd w:id="100043"/>
+    </w:p>
+    <w:p>
+      <w:pPr>
+        <w:spacing w:line="312"/>
+        <w:ind w:firstLine="480"/>
+        <w:jc w:val="both"/>
+      </w:pPr>
+      <w:r>
+        <w:rPr>
+          <w:rFonts w:ascii="Calibri" w:eastAsia="Microsoft YaHei"/>
+          <w:color w:val="1A2B33"/>
+          <w:sz w:val="24"/>
+          <w:szCs w:val="24"/>
+        </w:rPr>
+        <w:t xml:space="preserve">本节 10 道面试题全部基于本卷正文内容新编，覆盖模态接入方式、VLM 架构、视觉与语音工程管线、多模态 RAG 与成本优化等核心考点，供面试准备与自测使用。参考答案采用要点式写法，先给结论再列要点，并非唯一标准答案。建议先自行作答，再对照答案查漏补缺，并回到对应章节巩固细节。</w:t>
+      </w:r>
+    </w:p>
+    <w:p>
+      <w:pPr>
+        <w:pStyle w:val="Heading2"/>
+        <w:keepNext/>
+        <w:spacing w:after="140" w:before="280" w:line="360" w:lineRule="atLeast"/>
+      </w:pPr>
+      <w:bookmarkStart w:id="100044" w:name="_Toc100044"/>
+      <w:r>
+        <w:rPr>
+          <w:rFonts w:ascii="Calibri" w:eastAsia="SimHei"/>
+          <w:b/>
+          <w:bCs/>
+          <w:color w:val="1B4A5C"/>
+          <w:sz w:val="28"/>
+          <w:szCs w:val="28"/>
+        </w:rPr>
+        <w:t xml:space="preserve">题1　用户发来一张图片，Agent 有哪几种处理方式？</w:t>
+      </w:r>
+      <w:bookmarkEnd w:id="100044"/>
+    </w:p>
+    <w:p>
+      <w:pPr>
+        <w:spacing w:line="312"/>
+        <w:ind w:firstLine="480"/>
+        <w:jc w:val="both"/>
+      </w:pPr>
+      <w:r>
+        <w:rPr>
+          <w:rFonts w:ascii="Calibri" w:eastAsia="Microsoft YaHei"/>
+          <w:color w:val="1A2B33"/>
+          <w:sz w:val="24"/>
+          <w:szCs w:val="24"/>
+        </w:rPr>
+        <w:t xml:space="preserve">工程上把任意模态接给 Agent 只有三条路：转文本、原生多模态模型、混合管线，生产系统最常见的是混合管线（见本卷 1.2 节）。</w:t>
+      </w:r>
+    </w:p>
+    <w:p>
+      <w:pPr>
+        <w:pStyle w:val="ListParagraph"/>
+        <w:numPr>
+          <w:ilvl w:val="0"/>
+          <w:numId w:val="1"/>
+        </w:numPr>
+        <w:spacing w:line="312"/>
+      </w:pPr>
+      <w:r>
+        <w:rPr>
+          <w:rFonts w:ascii="Calibri" w:eastAsia="Microsoft YaHei"/>
+          <w:color w:val="1A2B33"/>
+          <w:sz w:val="24"/>
+          <w:szCs w:val="24"/>
+        </w:rPr>
+        <w:t xml:space="preserve">转文本：视觉或语音模型先把内容"翻译"成文字再走标准文本管线，实现最简单、复用全部文本基建，但信息有损</w:t>
+      </w:r>
+    </w:p>
+    <w:p>
+      <w:pPr>
+        <w:pStyle w:val="ListParagraph"/>
+        <w:numPr>
+          <w:ilvl w:val="0"/>
+          <w:numId w:val="1"/>
+        </w:numPr>
+        <w:spacing w:line="312"/>
+      </w:pPr>
+      <w:r>
+        <w:rPr>
+          <w:rFonts w:ascii="Calibri" w:eastAsia="Microsoft YaHei"/>
+          <w:color w:val="1A2B33"/>
+          <w:sz w:val="24"/>
+          <w:szCs w:val="24"/>
+        </w:rPr>
+        <w:t xml:space="preserve">原生多模态：图像不经转述直接进模型，保留原始信息、支持"指哪看哪"，但一张图数百到上千视觉 Token 成本高</w:t>
+      </w:r>
+    </w:p>
+    <w:p>
+      <w:pPr>
+        <w:pStyle w:val="ListParagraph"/>
+        <w:numPr>
+          <w:ilvl w:val="0"/>
+          <w:numId w:val="1"/>
+        </w:numPr>
+        <w:spacing w:line="312"/>
+      </w:pPr>
+      <w:r>
+        <w:rPr>
+          <w:rFonts w:ascii="Calibri" w:eastAsia="Microsoft YaHei"/>
+          <w:color w:val="1A2B33"/>
+          <w:sz w:val="24"/>
+          <w:szCs w:val="24"/>
+        </w:rPr>
+        <w:t xml:space="preserve">混合管线：转文本用于检索与记忆，关键步骤再用原生 VLM 精确理解，"检索用文本、理解用原图"</w:t>
+      </w:r>
+    </w:p>
+    <w:p>
+      <w:pPr>
+        <w:pStyle w:val="ListParagraph"/>
+        <w:numPr>
+          <w:ilvl w:val="0"/>
+          <w:numId w:val="1"/>
+        </w:numPr>
+        <w:spacing w:line="312"/>
+      </w:pPr>
+      <w:r>
+        <w:rPr>
+          <w:rFonts w:ascii="Calibri" w:eastAsia="Microsoft YaHei"/>
+          <w:color w:val="1A2B33"/>
+          <w:sz w:val="24"/>
+          <w:szCs w:val="24"/>
+        </w:rPr>
+        <w:t xml:space="preserve">判断标准：描述性理解、内容不敏感用转文本；读表、看图、定位 UI 元素等精确视觉判断用原生模型</w:t>
+      </w:r>
+    </w:p>
+    <w:p>
+      <w:pPr>
+        <w:pStyle w:val="Heading2"/>
+        <w:keepNext/>
+        <w:spacing w:after="140" w:before="280" w:line="360" w:lineRule="atLeast"/>
+      </w:pPr>
+      <w:bookmarkStart w:id="100045" w:name="_Toc100045"/>
+      <w:r>
+        <w:rPr>
+          <w:rFonts w:ascii="Calibri" w:eastAsia="SimHei"/>
+          <w:b/>
+          <w:bCs/>
+          <w:color w:val="1B4A5C"/>
+          <w:sz w:val="28"/>
+          <w:szCs w:val="28"/>
+        </w:rPr>
+        <w:t xml:space="preserve">题2　主流 VLM 有哪三种架构路线？如何选型？</w:t>
+      </w:r>
+      <w:bookmarkEnd w:id="100045"/>
+    </w:p>
+    <w:p>
+      <w:pPr>
+        <w:spacing w:line="312"/>
+        <w:ind w:firstLine="480"/>
+        <w:jc w:val="both"/>
+      </w:pPr>
+      <w:r>
+        <w:rPr>
+          <w:rFonts w:ascii="Calibri" w:eastAsia="Microsoft YaHei"/>
+          <w:color w:val="1A2B33"/>
+          <w:sz w:val="24"/>
+          <w:szCs w:val="24"/>
+        </w:rPr>
+        <w:t xml:space="preserve">VLM 架构已收敛为三条路线：视觉编码器加投影加 LLM、统一 tokenizer 全模态、工具型视觉编排，选型取决于部署形态与任务（见本卷 2.1 节）。</w:t>
+      </w:r>
+    </w:p>
+    <w:p>
+      <w:pPr>
+        <w:pStyle w:val="ListParagraph"/>
+        <w:numPr>
+          <w:ilvl w:val="0"/>
+          <w:numId w:val="1"/>
+        </w:numPr>
+        <w:spacing w:line="312"/>
+      </w:pPr>
+      <w:r>
+        <w:rPr>
+          <w:rFonts w:ascii="Calibri" w:eastAsia="Microsoft YaHei"/>
+          <w:color w:val="1A2B33"/>
+          <w:sz w:val="24"/>
+          <w:szCs w:val="24"/>
+        </w:rPr>
+        <w:t xml:space="preserve">路线一：ViT 或 CLIP 编码器把图像切 patch 编码，投影层映射进 LLM 词嵌入空间，可复用文本 LLM、编码器可独立升级</w:t>
+      </w:r>
+    </w:p>
+    <w:p>
+      <w:pPr>
+        <w:pStyle w:val="ListParagraph"/>
+        <w:numPr>
+          <w:ilvl w:val="0"/>
+          <w:numId w:val="1"/>
+        </w:numPr>
+        <w:spacing w:line="312"/>
+      </w:pPr>
+      <w:r>
+        <w:rPr>
+          <w:rFonts w:ascii="Calibri" w:eastAsia="Microsoft YaHei"/>
+          <w:color w:val="1A2B33"/>
+          <w:sz w:val="24"/>
+          <w:szCs w:val="24"/>
+        </w:rPr>
+        <w:t xml:space="preserve">路线二：统一 tokenizer 全模态模型（GPT-4o、Gemini、Qwen2.5-Omni 方向），模态交互自然，但架构封闭、难以自部署</w:t>
+      </w:r>
+    </w:p>
+    <w:p>
+      <w:pPr>
+        <w:pStyle w:val="ListParagraph"/>
+        <w:numPr>
+          <w:ilvl w:val="0"/>
+          <w:numId w:val="1"/>
+        </w:numPr>
+        <w:spacing w:line="312"/>
+      </w:pPr>
+      <w:r>
+        <w:rPr>
+          <w:rFonts w:ascii="Calibri" w:eastAsia="Microsoft YaHei"/>
+          <w:color w:val="1A2B33"/>
+          <w:sz w:val="24"/>
+          <w:szCs w:val="24"/>
+        </w:rPr>
+        <w:t xml:space="preserve">路线三：LLM 当"多模态工具的路由器"，OCR 交 PaddleOCR、语音交 Whisper，各模型独立升级、成本可控，但融合浅</w:t>
+      </w:r>
+    </w:p>
+    <w:p>
+      <w:pPr>
+        <w:pStyle w:val="ListParagraph"/>
+        <w:numPr>
+          <w:ilvl w:val="0"/>
+          <w:numId w:val="1"/>
+        </w:numPr>
+        <w:spacing w:line="312"/>
+      </w:pPr>
+      <w:r>
+        <w:rPr>
+          <w:rFonts w:ascii="Calibri" w:eastAsia="Microsoft YaHei"/>
+          <w:color w:val="1A2B33"/>
+          <w:sz w:val="24"/>
+          <w:szCs w:val="24"/>
+        </w:rPr>
+        <w:t xml:space="preserve">选型：自部署且需精确视觉选路线一（Qwen2.5-VL），云 API 混合输入选路线二，已有专用模型做编排选路线三</w:t>
+      </w:r>
+    </w:p>
+    <w:p>
+      <w:pPr>
+        <w:pStyle w:val="Heading2"/>
+        <w:keepNext/>
+        <w:spacing w:after="140" w:before="280" w:line="360" w:lineRule="atLeast"/>
+      </w:pPr>
+      <w:bookmarkStart w:id="100046" w:name="_Toc100046"/>
+      <w:r>
+        <w:rPr>
+          <w:rFonts w:ascii="Calibri" w:eastAsia="SimHei"/>
+          <w:b/>
+          <w:bCs/>
+          <w:color w:val="1B4A5C"/>
+          <w:sz w:val="28"/>
+          <w:szCs w:val="28"/>
+        </w:rPr>
+        <w:t xml:space="preserve">题3　为什么说"一张图等于几百个字"？视频如何处理？</w:t>
+      </w:r>
+      <w:bookmarkEnd w:id="100046"/>
+    </w:p>
+    <w:p>
+      <w:pPr>
+        <w:spacing w:line="312"/>
+        <w:ind w:firstLine="480"/>
+        <w:jc w:val="both"/>
+      </w:pPr>
+      <w:r>
+        <w:rPr>
+          <w:rFonts w:ascii="Calibri" w:eastAsia="Microsoft YaHei"/>
+          <w:color w:val="1A2B33"/>
+          <w:sz w:val="24"/>
+          <w:szCs w:val="24"/>
+        </w:rPr>
+        <w:t xml:space="preserve">图像被切成 patch 并编码为视觉 Token，Token 数随分辨率增长，这正是"一张图等于几百字"的成本来源（见本卷 2.2 节）。</w:t>
+      </w:r>
+    </w:p>
+    <w:p>
+      <w:pPr>
+        <w:pStyle w:val="ListParagraph"/>
+        <w:numPr>
+          <w:ilvl w:val="0"/>
+          <w:numId w:val="1"/>
+        </w:numPr>
+        <w:spacing w:line="312"/>
+      </w:pPr>
+      <w:r>
+        <w:rPr>
+          <w:rFonts w:ascii="Calibri" w:eastAsia="Microsoft YaHei"/>
+          <w:color w:val="1A2B33"/>
+          <w:sz w:val="24"/>
+          <w:szCs w:val="24"/>
+        </w:rPr>
+        <w:t xml:space="preserve">336×336 图像按 14×14 切 patch 产生 576 个视觉 Token；动态分辨率多瓦片能看清小字，但 Token 随瓦片数线性增长</w:t>
+      </w:r>
+    </w:p>
+    <w:p>
+      <w:pPr>
+        <w:pStyle w:val="ListParagraph"/>
+        <w:numPr>
+          <w:ilvl w:val="0"/>
+          <w:numId w:val="1"/>
+        </w:numPr>
+        <w:spacing w:line="312"/>
+      </w:pPr>
+      <w:r>
+        <w:rPr>
+          <w:rFonts w:ascii="Calibri" w:eastAsia="Microsoft YaHei"/>
+          <w:color w:val="1A2B33"/>
+          <w:sz w:val="24"/>
+          <w:szCs w:val="24"/>
+        </w:rPr>
+        <w:t xml:space="preserve">预处理必须统一 EXIF 旋转与 RGB 色彩空间，否则手机照片会被 VLM 看成横躺的图</w:t>
+      </w:r>
+    </w:p>
+    <w:p>
+      <w:pPr>
+        <w:pStyle w:val="ListParagraph"/>
+        <w:numPr>
+          <w:ilvl w:val="0"/>
+          <w:numId w:val="1"/>
+        </w:numPr>
+        <w:spacing w:line="312"/>
+      </w:pPr>
+      <w:r>
+        <w:rPr>
+          <w:rFonts w:ascii="Calibri" w:eastAsia="Microsoft YaHei"/>
+          <w:color w:val="1A2B33"/>
+          <w:sz w:val="24"/>
+          <w:szCs w:val="24"/>
+        </w:rPr>
+        <w:t xml:space="preserve">视频本质是图序列：按固定帧率抽帧并配时间戳，成本极高，工程上通常只抽场景切换的关键帧</w:t>
+      </w:r>
+    </w:p>
+    <w:p>
+      <w:pPr>
+        <w:pStyle w:val="ListParagraph"/>
+        <w:numPr>
+          <w:ilvl w:val="0"/>
+          <w:numId w:val="1"/>
+        </w:numPr>
+        <w:spacing w:line="312"/>
+      </w:pPr>
+      <w:r>
+        <w:rPr>
+          <w:rFonts w:ascii="Calibri" w:eastAsia="Microsoft YaHei"/>
+          <w:color w:val="1A2B33"/>
+          <w:sz w:val="24"/>
+          <w:szCs w:val="24"/>
+        </w:rPr>
+        <w:t xml:space="preserve">工程启示：读报表数字、UI 文案等精确任务提分辨率并预算 Token，简单语义理解用低分辨率省钱</w:t>
+      </w:r>
+    </w:p>
+    <w:p>
+      <w:pPr>
+        <w:pStyle w:val="Heading2"/>
+        <w:keepNext/>
+        <w:spacing w:after="140" w:before="280" w:line="360" w:lineRule="atLeast"/>
+      </w:pPr>
+      <w:bookmarkStart w:id="100047" w:name="_Toc100047"/>
+      <w:r>
+        <w:rPr>
+          <w:rFonts w:ascii="Calibri" w:eastAsia="SimHei"/>
+          <w:b/>
+          <w:bCs/>
+          <w:color w:val="1B4A5C"/>
+          <w:sz w:val="28"/>
+          <w:szCs w:val="28"/>
+        </w:rPr>
+        <w:t xml:space="preserve">题4　多模态模型有哪三大局限？生产上如何兜底？</w:t>
+      </w:r>
+      <w:bookmarkEnd w:id="100047"/>
+    </w:p>
+    <w:p>
+      <w:pPr>
+        <w:spacing w:line="312"/>
+        <w:ind w:firstLine="480"/>
+        <w:jc w:val="both"/>
+      </w:pPr>
+      <w:r>
+        <w:rPr>
+          <w:rFonts w:ascii="Calibri" w:eastAsia="Microsoft YaHei"/>
+          <w:color w:val="1A2B33"/>
+          <w:sz w:val="24"/>
+          <w:szCs w:val="24"/>
+        </w:rPr>
+        <w:t xml:space="preserve">多模态模型存在视觉幻觉、OCR 边界、时空弱推理三大局限，生产标准做法是交叉验证加分级信任（见本卷 2.5 节）。</w:t>
+      </w:r>
+    </w:p>
+    <w:p>
+      <w:pPr>
+        <w:pStyle w:val="ListParagraph"/>
+        <w:numPr>
+          <w:ilvl w:val="0"/>
+          <w:numId w:val="1"/>
+        </w:numPr>
+        <w:spacing w:line="312"/>
+      </w:pPr>
+      <w:r>
+        <w:rPr>
+          <w:rFonts w:ascii="Calibri" w:eastAsia="Microsoft YaHei"/>
+          <w:color w:val="1A2B33"/>
+          <w:sz w:val="24"/>
+          <w:szCs w:val="24"/>
+        </w:rPr>
+        <w:t xml:space="preserve">视觉幻觉：2024 年评测中强模型也有 5-15% 幻觉率，表现为脑补模糊区域、数错数量、认错相似 logo</w:t>
+      </w:r>
+    </w:p>
+    <w:p>
+      <w:pPr>
+        <w:pStyle w:val="ListParagraph"/>
+        <w:numPr>
+          <w:ilvl w:val="0"/>
+          <w:numId w:val="1"/>
+        </w:numPr>
+        <w:spacing w:line="312"/>
+      </w:pPr>
+      <w:r>
+        <w:rPr>
+          <w:rFonts w:ascii="Calibri" w:eastAsia="Microsoft YaHei"/>
+          <w:color w:val="1A2B33"/>
+          <w:sz w:val="24"/>
+          <w:szCs w:val="24"/>
+        </w:rPr>
+        <w:t xml:space="preserve">OCR 边界：手写体、艺术字体、旋转文字、密集小字错误高发，关键字段应叠加专用 OCR 二次校验</w:t>
+      </w:r>
+    </w:p>
+    <w:p>
+      <w:pPr>
+        <w:pStyle w:val="ListParagraph"/>
+        <w:numPr>
+          <w:ilvl w:val="0"/>
+          <w:numId w:val="1"/>
+        </w:numPr>
+        <w:spacing w:line="312"/>
+      </w:pPr>
+      <w:r>
+        <w:rPr>
+          <w:rFonts w:ascii="Calibri" w:eastAsia="Microsoft YaHei"/>
+          <w:color w:val="1A2B33"/>
+          <w:sz w:val="24"/>
+          <w:szCs w:val="24"/>
+        </w:rPr>
+        <w:t xml:space="preserve">时空弱推理：事件先后顺序与物体轨迹推理偏弱，需要精确坐标时要用专门的视觉定位或 Grounding 模型</w:t>
+      </w:r>
+    </w:p>
+    <w:p>
+      <w:pPr>
+        <w:pStyle w:val="ListParagraph"/>
+        <w:numPr>
+          <w:ilvl w:val="0"/>
+          <w:numId w:val="1"/>
+        </w:numPr>
+        <w:spacing w:line="312"/>
+      </w:pPr>
+      <w:r>
+        <w:rPr>
+          <w:rFonts w:ascii="Calibri" w:eastAsia="Microsoft YaHei"/>
+          <w:color w:val="1A2B33"/>
+          <w:sz w:val="24"/>
+          <w:szCs w:val="24"/>
+        </w:rPr>
+        <w:t xml:space="preserve">兜底原则：读金额、识别身份、操作界面等关键动作用多条证据链交叉验证，非关键理解可单模型直出</w:t>
+      </w:r>
+    </w:p>
+    <w:p>
+      <w:pPr>
+        <w:pStyle w:val="Heading2"/>
+        <w:keepNext/>
+        <w:spacing w:after="140" w:before="280" w:line="360" w:lineRule="atLeast"/>
+      </w:pPr>
+      <w:bookmarkStart w:id="100048" w:name="_Toc100048"/>
+      <w:r>
+        <w:rPr>
+          <w:rFonts w:ascii="Calibri" w:eastAsia="SimHei"/>
+          <w:b/>
+          <w:bCs/>
+          <w:color w:val="1B4A5C"/>
+          <w:sz w:val="28"/>
+          <w:szCs w:val="28"/>
+        </w:rPr>
+        <w:t xml:space="preserve">题5　一张图片从上传到被理解要经过哪些工程环节？</w:t>
+      </w:r>
+      <w:bookmarkEnd w:id="100048"/>
+    </w:p>
+    <w:p>
+      <w:pPr>
+        <w:spacing w:line="312"/>
+        <w:ind w:firstLine="480"/>
+        <w:jc w:val="both"/>
+      </w:pPr>
+      <w:r>
+        <w:rPr>
+          <w:rFonts w:ascii="Calibri" w:eastAsia="Microsoft YaHei"/>
+          <w:color w:val="1A2B33"/>
+          <w:sz w:val="24"/>
+          <w:szCs w:val="24"/>
+        </w:rPr>
+        <w:t xml:space="preserve">图像接入要走接收校验、预处理、理解、归档四步，很多"模型看不懂图"的案例根因是图像在预处理阶段就被破坏了（见本卷 3.1 节）。</w:t>
+      </w:r>
+    </w:p>
+    <w:p>
+      <w:pPr>
+        <w:pStyle w:val="ListParagraph"/>
+        <w:numPr>
+          <w:ilvl w:val="0"/>
+          <w:numId w:val="1"/>
+        </w:numPr>
+        <w:spacing w:line="312"/>
+      </w:pPr>
+      <w:r>
+        <w:rPr>
+          <w:rFonts w:ascii="Calibri" w:eastAsia="Microsoft YaHei"/>
+          <w:color w:val="1A2B33"/>
+          <w:sz w:val="24"/>
+          <w:szCs w:val="24"/>
+        </w:rPr>
+        <w:t xml:space="preserve">接收校验：限制格式与大小、读取 EXIF 旋转并修正、检测损坏文件</w:t>
+      </w:r>
+    </w:p>
+    <w:p>
+      <w:pPr>
+        <w:pStyle w:val="ListParagraph"/>
+        <w:numPr>
+          <w:ilvl w:val="0"/>
+          <w:numId w:val="1"/>
+        </w:numPr>
+        <w:spacing w:line="312"/>
+      </w:pPr>
+      <w:r>
+        <w:rPr>
+          <w:rFonts w:ascii="Calibri" w:eastAsia="Microsoft YaHei"/>
+          <w:color w:val="1A2B33"/>
+          <w:sz w:val="24"/>
+          <w:szCs w:val="24"/>
+        </w:rPr>
+        <w:t xml:space="preserve">预处理：统一 RGB 色彩空间、最长边封顶（1280-2048px）、WebP 质量约 85 可省 60% 体积而视觉无损</w:t>
+      </w:r>
+    </w:p>
+    <w:p>
+      <w:pPr>
+        <w:pStyle w:val="ListParagraph"/>
+        <w:numPr>
+          <w:ilvl w:val="0"/>
+          <w:numId w:val="1"/>
+        </w:numPr>
+        <w:spacing w:line="312"/>
+      </w:pPr>
+      <w:r>
+        <w:rPr>
+          <w:rFonts w:ascii="Calibri" w:eastAsia="Microsoft YaHei"/>
+          <w:color w:val="1A2B33"/>
+          <w:sz w:val="24"/>
+          <w:szCs w:val="24"/>
+        </w:rPr>
+        <w:t xml:space="preserve">归档：原始图与 OCR 文本、描述、向量等派生产物分层存储，供检索、审计与重解析复用</w:t>
+      </w:r>
+    </w:p>
+    <w:p>
+      <w:pPr>
+        <w:pStyle w:val="ListParagraph"/>
+        <w:numPr>
+          <w:ilvl w:val="0"/>
+          <w:numId w:val="1"/>
+        </w:numPr>
+        <w:spacing w:line="312"/>
+      </w:pPr>
+      <w:r>
+        <w:rPr>
+          <w:rFonts w:ascii="Calibri" w:eastAsia="Microsoft YaHei"/>
+          <w:color w:val="1A2B33"/>
+          <w:sz w:val="24"/>
+          <w:szCs w:val="24"/>
+        </w:rPr>
+        <w:t xml:space="preserve">解析耗时（OCR 数百毫秒、VLM 数秒）应放入任务队列异步处理，先回复用户"已收到，正在分析"</w:t>
+      </w:r>
+    </w:p>
+    <w:p>
+      <w:pPr>
+        <w:pStyle w:val="Heading2"/>
+        <w:keepNext/>
+        <w:spacing w:after="140" w:before="280" w:line="360" w:lineRule="atLeast"/>
+      </w:pPr>
+      <w:bookmarkStart w:id="100049" w:name="_Toc100049"/>
+      <w:r>
+        <w:rPr>
+          <w:rFonts w:ascii="Calibri" w:eastAsia="SimHei"/>
+          <w:b/>
+          <w:bCs/>
+          <w:color w:val="1B4A5C"/>
+          <w:sz w:val="28"/>
+          <w:szCs w:val="28"/>
+        </w:rPr>
+        <w:t xml:space="preserve">题6　OCR 与 VLM 如何分工协作？关键字段怎样保证准确？</w:t>
+      </w:r>
+      <w:bookmarkEnd w:id="100049"/>
+    </w:p>
+    <w:p>
+      <w:pPr>
+        <w:spacing w:line="312"/>
+        <w:ind w:firstLine="480"/>
+        <w:jc w:val="both"/>
+      </w:pPr>
+      <w:r>
+        <w:rPr>
+          <w:rFonts w:ascii="Calibri" w:eastAsia="Microsoft YaHei"/>
+          <w:color w:val="1A2B33"/>
+          <w:sz w:val="24"/>
+          <w:szCs w:val="24"/>
+        </w:rPr>
+        <w:t xml:space="preserve">分工是"模型判语义、OCR 核精确"的双通道，再配上层级化调用：低成本模型做粗理解、旗舰模型按需精读（见本卷 2.5、3.2、3.3 节）。</w:t>
+      </w:r>
+    </w:p>
+    <w:p>
+      <w:pPr>
+        <w:pStyle w:val="ListParagraph"/>
+        <w:numPr>
+          <w:ilvl w:val="0"/>
+          <w:numId w:val="1"/>
+        </w:numPr>
+        <w:spacing w:line="312"/>
+      </w:pPr>
+      <w:r>
+        <w:rPr>
+          <w:rFonts w:ascii="Calibri" w:eastAsia="Microsoft YaHei"/>
+          <w:color w:val="1A2B33"/>
+          <w:sz w:val="24"/>
+          <w:szCs w:val="24"/>
+        </w:rPr>
+        <w:t xml:space="preserve">OCR 选型：PaddleOCR 中文场景领先，云 OCR 支持票据表格等专用场景，VLM 内置 OCR 强但不宜作唯一通道</w:t>
+      </w:r>
+    </w:p>
+    <w:p>
+      <w:pPr>
+        <w:pStyle w:val="ListParagraph"/>
+        <w:numPr>
+          <w:ilvl w:val="0"/>
+          <w:numId w:val="1"/>
+        </w:numPr>
+        <w:spacing w:line="312"/>
+      </w:pPr>
+      <w:r>
+        <w:rPr>
+          <w:rFonts w:ascii="Calibri" w:eastAsia="Microsoft YaHei"/>
+          <w:color w:val="1A2B33"/>
+          <w:sz w:val="24"/>
+          <w:szCs w:val="24"/>
+        </w:rPr>
+        <w:t xml:space="preserve">版面分析：先把页面切成标题、段落、表格等区块再逐区 OCR 并按阅读顺序重组，表格还需结构还原</w:t>
+      </w:r>
+    </w:p>
+    <w:p>
+      <w:pPr>
+        <w:pStyle w:val="ListParagraph"/>
+        <w:numPr>
+          <w:ilvl w:val="0"/>
+          <w:numId w:val="1"/>
+        </w:numPr>
+        <w:spacing w:line="312"/>
+      </w:pPr>
+      <w:r>
+        <w:rPr>
+          <w:rFonts w:ascii="Calibri" w:eastAsia="Microsoft YaHei"/>
+          <w:color w:val="1A2B33"/>
+          <w:sz w:val="24"/>
+          <w:szCs w:val="24"/>
+        </w:rPr>
+        <w:t xml:space="preserve">关键字段二次校验：数字用规则校验、与上下文交叉验证、高风险字段提交人工复核</w:t>
+      </w:r>
+    </w:p>
+    <w:p>
+      <w:pPr>
+        <w:pStyle w:val="ListParagraph"/>
+        <w:numPr>
+          <w:ilvl w:val="0"/>
+          <w:numId w:val="1"/>
+        </w:numPr>
+        <w:spacing w:line="312"/>
+      </w:pPr>
+      <w:r>
+        <w:rPr>
+          <w:rFonts w:ascii="Calibri" w:eastAsia="Microsoft YaHei"/>
+          <w:color w:val="1A2B33"/>
+          <w:sz w:val="24"/>
+          <w:szCs w:val="24"/>
+        </w:rPr>
+        <w:t xml:space="preserve">分层调用：廉价层（7B 级）做分类与主题描述，昂贵层读数字、判瑕疵；大图先裁剪关键区域再精读，省 Token 又提精度</w:t>
+      </w:r>
+    </w:p>
+    <w:p>
+      <w:pPr>
+        <w:pStyle w:val="Heading2"/>
+        <w:keepNext/>
+        <w:spacing w:after="140" w:before="280" w:line="360" w:lineRule="atLeast"/>
+      </w:pPr>
+      <w:bookmarkStart w:id="100050" w:name="_Toc100050"/>
+      <w:r>
+        <w:rPr>
+          <w:rFonts w:ascii="Calibri" w:eastAsia="SimHei"/>
+          <w:b/>
+          <w:bCs/>
+          <w:color w:val="1B4A5C"/>
+          <w:sz w:val="28"/>
+          <w:szCs w:val="28"/>
+        </w:rPr>
+        <w:t xml:space="preserve">题7　GUI Agent 如何"看见"并操作屏幕？难点在哪里？</w:t>
+      </w:r>
+      <w:bookmarkEnd w:id="100050"/>
+    </w:p>
+    <w:p>
+      <w:pPr>
+        <w:spacing w:line="312"/>
+        <w:ind w:firstLine="480"/>
+        <w:jc w:val="both"/>
+      </w:pPr>
+      <w:r>
+        <w:rPr>
+          <w:rFonts w:ascii="Calibri" w:eastAsia="Microsoft YaHei"/>
+          <w:color w:val="1A2B33"/>
+          <w:sz w:val="24"/>
+          <w:szCs w:val="24"/>
+        </w:rPr>
+        <w:t xml:space="preserve">GUI Agent 的本质是"截图感知、模型决策、执行动作、再截图观察"的视觉闭环，难点集中在元素定位、动作空间与状态回滚（见本卷 3.4 节）。</w:t>
+      </w:r>
+    </w:p>
+    <w:p>
+      <w:pPr>
+        <w:pStyle w:val="ListParagraph"/>
+        <w:numPr>
+          <w:ilvl w:val="0"/>
+          <w:numId w:val="1"/>
+        </w:numPr>
+        <w:spacing w:line="312"/>
+      </w:pPr>
+      <w:r>
+        <w:rPr>
+          <w:rFonts w:ascii="Calibri" w:eastAsia="Microsoft YaHei"/>
+          <w:color w:val="1A2B33"/>
+          <w:sz w:val="24"/>
+          <w:szCs w:val="24"/>
+        </w:rPr>
+        <w:t xml:space="preserve">元素定位：截图分辨率映射与 DPI 缩放会引入偏移，生产用"可访问性树+视觉"双通道互相印证</w:t>
+      </w:r>
+    </w:p>
+    <w:p>
+      <w:pPr>
+        <w:pStyle w:val="ListParagraph"/>
+        <w:numPr>
+          <w:ilvl w:val="0"/>
+          <w:numId w:val="1"/>
+        </w:numPr>
+        <w:spacing w:line="312"/>
+      </w:pPr>
+      <w:r>
+        <w:rPr>
+          <w:rFonts w:ascii="Calibri" w:eastAsia="Microsoft YaHei"/>
+          <w:color w:val="1A2B33"/>
+          <w:sz w:val="24"/>
+          <w:szCs w:val="24"/>
+        </w:rPr>
+        <w:t xml:space="preserve">动作空间收敛：定义受限动作集（点击、输入、按键、滚动），让模型在集合内选择并保证格式合法</w:t>
+      </w:r>
+    </w:p>
+    <w:p>
+      <w:pPr>
+        <w:pStyle w:val="ListParagraph"/>
+        <w:numPr>
+          <w:ilvl w:val="0"/>
+          <w:numId w:val="1"/>
+        </w:numPr>
+        <w:spacing w:line="312"/>
+      </w:pPr>
+      <w:r>
+        <w:rPr>
+          <w:rFonts w:ascii="Calibri" w:eastAsia="Microsoft YaHei"/>
+          <w:color w:val="1A2B33"/>
+          <w:sz w:val="24"/>
+          <w:szCs w:val="24"/>
+        </w:rPr>
+        <w:t xml:space="preserve">状态确认与回滚：动作前后对比屏幕状态，删除、提交、付款等高风险动作必须人工确认</w:t>
+      </w:r>
+    </w:p>
+    <w:p>
+      <w:pPr>
+        <w:pStyle w:val="ListParagraph"/>
+        <w:numPr>
+          <w:ilvl w:val="0"/>
+          <w:numId w:val="1"/>
+        </w:numPr>
+        <w:spacing w:line="312"/>
+      </w:pPr>
+      <w:r>
+        <w:rPr>
+          <w:rFonts w:ascii="Calibri" w:eastAsia="Microsoft YaHei"/>
+          <w:color w:val="1A2B33"/>
+          <w:sz w:val="24"/>
+          <w:szCs w:val="24"/>
+        </w:rPr>
+        <w:t xml:space="preserve">真实产品通常只让 GUI Agent 处理浏览、查询、填写类低风险操作，并完整记录感知与动作供回放</w:t>
+      </w:r>
+    </w:p>
+    <w:p>
+      <w:pPr>
+        <w:pStyle w:val="Heading2"/>
+        <w:keepNext/>
+        <w:spacing w:after="140" w:before="280" w:line="360" w:lineRule="atLeast"/>
+      </w:pPr>
+      <w:bookmarkStart w:id="100051" w:name="_Toc100051"/>
+      <w:r>
+        <w:rPr>
+          <w:rFonts w:ascii="Calibri" w:eastAsia="SimHei"/>
+          <w:b/>
+          <w:bCs/>
+          <w:color w:val="1B4A5C"/>
+          <w:sz w:val="28"/>
+          <w:szCs w:val="28"/>
+        </w:rPr>
+        <w:t xml:space="preserve">题8　语音 Agent 的三段式架构与关键工程点是什么？</w:t>
+      </w:r>
+      <w:bookmarkEnd w:id="100051"/>
+    </w:p>
+    <w:p>
+      <w:pPr>
+        <w:spacing w:line="312"/>
+        <w:ind w:firstLine="480"/>
+        <w:jc w:val="both"/>
+      </w:pPr>
+      <w:r>
+        <w:rPr>
+          <w:rFonts w:ascii="Calibri" w:eastAsia="Microsoft YaHei"/>
+          <w:color w:val="1A2B33"/>
+          <w:sz w:val="24"/>
+          <w:szCs w:val="24"/>
+        </w:rPr>
+        <w:t xml:space="preserve">语音 Agent 主流采用 ASR、文本 LLM、TTS 三段式——文本模型是大脑，语音模型只是耳朵与嘴巴，关键工程点在 VAD、流式转写与 TTS 打断（见本卷 2.4、4.2、4.3 节）。</w:t>
+      </w:r>
+    </w:p>
+    <w:p>
+      <w:pPr>
+        <w:pStyle w:val="ListParagraph"/>
+        <w:numPr>
+          <w:ilvl w:val="0"/>
+          <w:numId w:val="1"/>
+        </w:numPr>
+        <w:spacing w:line="312"/>
+      </w:pPr>
+      <w:r>
+        <w:rPr>
+          <w:rFonts w:ascii="Calibri" w:eastAsia="Microsoft YaHei"/>
+          <w:color w:val="1A2B33"/>
+          <w:sz w:val="24"/>
+          <w:szCs w:val="24"/>
+        </w:rPr>
+        <w:t xml:space="preserve">VAD 判断人声起止（WebRTC、Silero），灵敏度直接影响打断体验：太灵敏会误切，太迟钝反应慢</w:t>
+      </w:r>
+    </w:p>
+    <w:p>
+      <w:pPr>
+        <w:pStyle w:val="ListParagraph"/>
+        <w:numPr>
+          <w:ilvl w:val="0"/>
+          <w:numId w:val="1"/>
+        </w:numPr>
+        <w:spacing w:line="312"/>
+      </w:pPr>
+      <w:r>
+        <w:rPr>
+          <w:rFonts w:ascii="Calibri" w:eastAsia="Microsoft YaHei"/>
+          <w:color w:val="1A2B33"/>
+          <w:sz w:val="24"/>
+          <w:szCs w:val="24"/>
+        </w:rPr>
+        <w:t xml:space="preserve">流式 ASR 把首段文字延迟降到 300-800ms；领域词表热更新降低专名错误，标点恢复提升 LLM 理解</w:t>
+      </w:r>
+    </w:p>
+    <w:p>
+      <w:pPr>
+        <w:pStyle w:val="ListParagraph"/>
+        <w:numPr>
+          <w:ilvl w:val="0"/>
+          <w:numId w:val="1"/>
+        </w:numPr>
+        <w:spacing w:line="312"/>
+      </w:pPr>
+      <w:r>
+        <w:rPr>
+          <w:rFonts w:ascii="Calibri" w:eastAsia="Microsoft YaHei"/>
+          <w:color w:val="1A2B33"/>
+          <w:sz w:val="24"/>
+          <w:szCs w:val="24"/>
+        </w:rPr>
+        <w:t xml:space="preserve">TTS 三件事：SSML 控制数字读法与停顿；VAD 检测到人声立即停播并丢弃已合成未播段；流式合成与 LLM 输出协同</w:t>
+      </w:r>
+    </w:p>
+    <w:p>
+      <w:pPr>
+        <w:pStyle w:val="ListParagraph"/>
+        <w:numPr>
+          <w:ilvl w:val="0"/>
+          <w:numId w:val="1"/>
+        </w:numPr>
+        <w:spacing w:line="312"/>
+      </w:pPr>
+      <w:r>
+        <w:rPr>
+          <w:rFonts w:ascii="Calibri" w:eastAsia="Microsoft YaHei"/>
+          <w:color w:val="1A2B33"/>
+          <w:sz w:val="24"/>
+          <w:szCs w:val="24"/>
+        </w:rPr>
+        <w:t xml:space="preserve">ASR 错误会直接污染下游理解，可同时保留转写文本与音频，LLM 不确定时回听关键片段</w:t>
+      </w:r>
+    </w:p>
+    <w:p>
+      <w:pPr>
+        <w:pStyle w:val="Heading2"/>
+        <w:keepNext/>
+        <w:spacing w:after="140" w:before="280" w:line="360" w:lineRule="atLeast"/>
+      </w:pPr>
+      <w:bookmarkStart w:id="100052" w:name="_Toc100052"/>
+      <w:r>
+        <w:rPr>
+          <w:rFonts w:ascii="Calibri" w:eastAsia="SimHei"/>
+          <w:b/>
+          <w:bCs/>
+          <w:color w:val="1B4A5C"/>
+          <w:sz w:val="28"/>
+          <w:szCs w:val="28"/>
+        </w:rPr>
+        <w:t xml:space="preserve">题9　多模态 RAG 中，图像如何进入索引与检索？</w:t>
+      </w:r>
+      <w:bookmarkEnd w:id="100052"/>
+    </w:p>
+    <w:p>
+      <w:pPr>
+        <w:spacing w:line="312"/>
+        <w:ind w:firstLine="480"/>
+        <w:jc w:val="both"/>
+      </w:pPr>
+      <w:r>
+        <w:rPr>
+          <w:rFonts w:ascii="Calibri" w:eastAsia="Microsoft YaHei"/>
+          <w:color w:val="1A2B33"/>
+          <w:sz w:val="24"/>
+          <w:szCs w:val="24"/>
+        </w:rPr>
+        <w:t xml:space="preserve">图像入索引有三种策略，按保留信息量从低到高是图像转文本、图像加描述双节点、跨模态向量检索，文档类知识库推荐从策略二起步（见本卷 5.2 节）。</w:t>
+      </w:r>
+    </w:p>
+    <w:p>
+      <w:pPr>
+        <w:pStyle w:val="ListParagraph"/>
+        <w:numPr>
+          <w:ilvl w:val="0"/>
+          <w:numId w:val="1"/>
+        </w:numPr>
+        <w:spacing w:line="312"/>
+      </w:pPr>
+      <w:r>
+        <w:rPr>
+          <w:rFonts w:ascii="Calibri" w:eastAsia="Microsoft YaHei"/>
+          <w:color w:val="1A2B33"/>
+          <w:sz w:val="24"/>
+          <w:szCs w:val="24"/>
+        </w:rPr>
+        <w:t xml:space="preserve">策略一：OCR 加 VLM 描述作"文字替身"进标准文本索引，完全复用文本基建，但粒度粗、生成时无法真正看图</w:t>
+      </w:r>
+    </w:p>
+    <w:p>
+      <w:pPr>
+        <w:pStyle w:val="ListParagraph"/>
+        <w:numPr>
+          <w:ilvl w:val="0"/>
+          <w:numId w:val="1"/>
+        </w:numPr>
+        <w:spacing w:line="312"/>
+      </w:pPr>
+      <w:r>
+        <w:rPr>
+          <w:rFonts w:ascii="Calibri" w:eastAsia="Microsoft YaHei"/>
+          <w:color w:val="1A2B33"/>
+          <w:sz w:val="24"/>
+          <w:szCs w:val="24"/>
+        </w:rPr>
+        <w:t xml:space="preserve">策略二：图像节点保存原图、OCR、描述、向量多字段，命中后下游模型支持视觉就直接看图，否则用描述兜底</w:t>
+      </w:r>
+    </w:p>
+    <w:p>
+      <w:pPr>
+        <w:pStyle w:val="ListParagraph"/>
+        <w:numPr>
+          <w:ilvl w:val="0"/>
+          <w:numId w:val="1"/>
+        </w:numPr>
+        <w:spacing w:line="312"/>
+      </w:pPr>
+      <w:r>
+        <w:rPr>
+          <w:rFonts w:ascii="Calibri" w:eastAsia="Microsoft YaHei"/>
+          <w:color w:val="1A2B33"/>
+          <w:sz w:val="24"/>
+          <w:szCs w:val="24"/>
+        </w:rPr>
+        <w:t xml:space="preserve">策略三：CLIP 类模型把图文嵌入同一向量空间，支持无描述的"以文搜图"，但语义理解较浅、需专用嵌入模型</w:t>
+      </w:r>
+    </w:p>
+    <w:p>
+      <w:pPr>
+        <w:pStyle w:val="ListParagraph"/>
+        <w:numPr>
+          <w:ilvl w:val="0"/>
+          <w:numId w:val="1"/>
+        </w:numPr>
+        <w:spacing w:line="312"/>
+      </w:pPr>
+      <w:r>
+        <w:rPr>
+          <w:rFonts w:ascii="Calibri" w:eastAsia="Microsoft YaHei"/>
+          <w:color w:val="1A2B33"/>
+          <w:sz w:val="24"/>
+          <w:szCs w:val="24"/>
+        </w:rPr>
+        <w:t xml:space="preserve">图文混排解析要保留图注与图片的关联，否则检索"架构怎么设计"只命中文字、拿不到图</w:t>
+      </w:r>
+    </w:p>
+    <w:p>
+      <w:pPr>
+        <w:pStyle w:val="Heading2"/>
+        <w:keepNext/>
+        <w:spacing w:after="140" w:before="280" w:line="360" w:lineRule="atLeast"/>
+      </w:pPr>
+      <w:bookmarkStart w:id="100053" w:name="_Toc100053"/>
+      <w:r>
+        <w:rPr>
+          <w:rFonts w:ascii="Calibri" w:eastAsia="SimHei"/>
+          <w:b/>
+          <w:bCs/>
+          <w:color w:val="1B4A5C"/>
+          <w:sz w:val="28"/>
+          <w:szCs w:val="28"/>
+        </w:rPr>
+        <w:t xml:space="preserve">题10　多模态系统的成本与上下文如何优化？</w:t>
+      </w:r>
+      <w:bookmarkEnd w:id="100053"/>
+    </w:p>
+    <w:p>
+      <w:pPr>
+        <w:spacing w:line="312"/>
+        <w:ind w:firstLine="480"/>
+        <w:jc w:val="both"/>
+      </w:pPr>
+      <w:r>
+        <w:rPr>
+          <w:rFonts w:ascii="Calibri" w:eastAsia="Microsoft YaHei"/>
+          <w:color w:val="1A2B33"/>
+          <w:sz w:val="24"/>
+          <w:szCs w:val="24"/>
+        </w:rPr>
+        <w:t xml:space="preserve">多模态每一次"看"都要问值不值得：分层理解、缓存中间产物、图像只出现一次，并按投入产出决定落地节奏（见本卷 1.4、2.6、4.4、6.4 节）。</w:t>
+      </w:r>
+    </w:p>
+    <w:p>
+      <w:pPr>
+        <w:pStyle w:val="ListParagraph"/>
+        <w:numPr>
+          <w:ilvl w:val="0"/>
+          <w:numId w:val="1"/>
+        </w:numPr>
+        <w:spacing w:line="312"/>
+      </w:pPr>
+      <w:r>
+        <w:rPr>
+          <w:rFonts w:ascii="Calibri" w:eastAsia="Microsoft YaHei"/>
+          <w:color w:val="1A2B33"/>
+          <w:sz w:val="24"/>
+          <w:szCs w:val="24"/>
+        </w:rPr>
+        <w:t xml:space="preserve">分层与路由：廉价 OCR 或描述层先行，需要精确视觉判断才调旗舰 VLM；简单请求走规则脚本，复杂请求才进 LLM</w:t>
+      </w:r>
+    </w:p>
+    <w:p>
+      <w:pPr>
+        <w:pStyle w:val="ListParagraph"/>
+        <w:numPr>
+          <w:ilvl w:val="0"/>
+          <w:numId w:val="1"/>
+        </w:numPr>
+        <w:spacing w:line="312"/>
+      </w:pPr>
+      <w:r>
+        <w:rPr>
+          <w:rFonts w:ascii="Calibri" w:eastAsia="Microsoft YaHei"/>
+          <w:color w:val="1A2B33"/>
+          <w:sz w:val="24"/>
+          <w:szCs w:val="24"/>
+        </w:rPr>
+        <w:t xml:space="preserve">缓存中间产物：同图的 OCR、描述、向量在多轮追问中复用，高重复场景可省 50% 以上重复解析成本</w:t>
+      </w:r>
+    </w:p>
+    <w:p>
+      <w:pPr>
+        <w:pStyle w:val="ListParagraph"/>
+        <w:numPr>
+          <w:ilvl w:val="0"/>
+          <w:numId w:val="1"/>
+        </w:numPr>
+        <w:spacing w:line="312"/>
+      </w:pPr>
+      <w:r>
+        <w:rPr>
+          <w:rFonts w:ascii="Calibri" w:eastAsia="Microsoft YaHei"/>
+          <w:color w:val="1A2B33"/>
+          <w:sz w:val="24"/>
+          <w:szCs w:val="24"/>
+        </w:rPr>
+        <w:t xml:space="preserve">上下文管理：图像只出现一次，首轮把关键视觉信息提取为结构化文本；图像按 A、B、C 分级决定是否携带原图</w:t>
+      </w:r>
+    </w:p>
+    <w:p>
+      <w:pPr>
+        <w:pStyle w:val="ListParagraph"/>
+        <w:numPr>
+          <w:ilvl w:val="0"/>
+          <w:numId w:val="1"/>
+        </w:numPr>
+        <w:spacing w:line="312"/>
+      </w:pPr>
+      <w:r>
+        <w:rPr>
+          <w:rFonts w:ascii="Calibri" w:eastAsia="Microsoft YaHei"/>
+          <w:color w:val="1A2B33"/>
+          <w:sz w:val="24"/>
+          <w:szCs w:val="24"/>
+        </w:rPr>
+        <w:t xml:space="preserve">落地节奏：文字为基、图片为增、语音后置，每一步独立评估投入产出，避免"一上来全模态"的过度工程</w:t>
+      </w:r>
+    </w:p>
+    <w:p>
+      <w:pPr>
+        <w:pStyle w:val="Heading1"/>
+        <w:keepNext/>
+        <w:spacing w:after="200" w:before="360" w:line="400" w:lineRule="atLeast"/>
+      </w:pPr>
+      <w:bookmarkStart w:id="100054" w:name="_Toc100054"/>
+      <w:r>
+        <w:rPr>
+          <w:rFonts w:ascii="Calibri" w:eastAsia="SimHei"/>
+          <w:b/>
+          <w:bCs/>
+          <w:color w:val="16324A"/>
+          <w:sz w:val="32"/>
+          <w:szCs w:val="32"/>
+        </w:rPr>
         <w:t xml:space="preserve">下一卷预告</w:t>
       </w:r>
-      <w:bookmarkEnd w:id="100040"/>
+      <w:bookmarkEnd w:id="100054"/>
     </w:p>
     <w:p>
       <w:pPr>
